--- a/USER_MANUAL_PawSagip_2.0.docx
+++ b/USER_MANUAL_PawSagip_2.0.docx
@@ -160,7 +160,7 @@
     </w:p>
     <w:p>
       <w:r>
-        <w:t xml:space="preserve">2. Filter by category (Lost/Found/Cruelty/Adoption/All).</w:t>
+        <w:t xml:space="preserve">2. Browse by category columns (`Found`, `Lost`, `Cruelty`) in the Home layout.</w:t>
       </w:r>
     </w:p>
     <w:p>
@@ -760,7 +760,6 @@
         <w:t xml:space="preserve">End of Manual</w:t>
       </w:r>
     </w:p>
-    <w:p/>
     <w:sectPr>
       <w:pgSz w:w="12240" w:h="15840"/>
       <w:pgMar w:top="1440" w:right="1440" w:bottom="1440" w:left="1440"/>
